--- a/docs/01-BRD-Requirement-Gathering/SVR-BRD-Requirement-Gathering.docx
+++ b/docs/01-BRD-Requirement-Gathering/SVR-BRD-Requirement-Gathering.docx
@@ -157,7 +157,7 @@
                 <w:b w:val="false"/>
                 <w:bCs w:val="false"/>
               </w:rPr>
-              <w:t xml:space="preserve">https://github.com/mithendra/SVR</w:t>
+              <w:t xml:space="preserve">https://github.com/Mithendra/IOCL_SVR</w:t>
             </w:r>
           </w:p>
         </w:tc>
@@ -367,7 +367,7 @@
                 <w:b w:val="false"/>
                 <w:bCs w:val="false"/>
               </w:rPr>
-              <w:t xml:space="preserve">https://github.com/mithendra/SVR</w:t>
+              <w:t xml:space="preserve">https://github.com/Mithendra/IOCL_SVR</w:t>
             </w:r>
           </w:p>
         </w:tc>
@@ -1710,7 +1710,7 @@
         <w:spacing w:after="60"/>
       </w:pPr>
       <w:r>
-        <w:t xml:space="preserve">Open design question: exact test framework/tooling (e.g. pytest for Python backend, a UI test tool for ElectronJS), and whether test cases are tracked in the GitHub repo (https://github.com/mithendra/SVR) alongside the CI/CD pipeline (Section 4.2) — to be confirmed in the design phase</w:t>
+        <w:t xml:space="preserve">Open design question: exact test framework/tooling (e.g. pytest for Python backend, a UI test tool for ElectronJS), and whether test cases are tracked in the GitHub repo (https://github.com/Mithendra/IOCL_SVR) alongside the CI/CD pipeline (Section 4.2) — to be confirmed in the design phase</w:t>
       </w:r>
     </w:p>
     <w:p>
@@ -1907,7 +1907,7 @@
         <w:spacing w:after="60"/>
       </w:pPr>
       <w:r>
-        <w:t xml:space="preserve">Development/build machine only (not needed on the end-user PC): Python 3.x (exact version to be confirmed), Node.js + npm (to build the ElectronJS frontend), Git (source control, Section 4.2's GitHub repo at github.com/mithendra/SVR), and an Electron packaging tool (e.g. electron-builder) to produce the single .exe installer</w:t>
+        <w:t xml:space="preserve">Development/build machine only (not needed on the end-user PC): Python 3.x (exact version to be confirmed), Node.js + npm (to build the ElectronJS frontend), Git (source control, Section 4.2's GitHub repo at github.com/Mithendra/IOCL_SVR), and an Electron packaging tool (e.g. electron-builder) to produce the single .exe installer</w:t>
       </w:r>
     </w:p>
     <w:p>
